--- a/courts/seventh-circuit/wisconsin/state/supreme-court/petition-for-discretionary-review/usage/OUTPUT-petition-for-discretionary-review.docx
+++ b/courts/seventh-circuit/wisconsin/state/supreme-court/petition-for-discretionary-review/usage/OUTPUT-petition-for-discretionary-review.docx
@@ -1172,9 +1172,7 @@
               <w:t xml:space="preserve"> </w:t>
             </w:r>
             <w:r>
-              <w:t xml:space="preserve">53703</w:t>
-              <w:noBreakHyphen/>
-              <w:t xml:space="preserve">2744</w:t>
+              <w:t xml:space="preserve">53703-⁠2744</w:t>
             </w:r>
           </w:p>
           <w:p>
@@ -1190,9 +1188,7 @@
               <w:t xml:space="preserve"> </w:t>
             </w:r>
             <w:r>
-              <w:t xml:space="preserve">256</w:t>
-              <w:noBreakHyphen/>
-              <w:t xml:space="preserve">0226</w:t>
+              <w:t xml:space="preserve">256-⁠0226</w:t>
             </w:r>
           </w:p>
         </w:tc>
@@ -6333,13 +6329,7 @@
         <w:t xml:space="preserve"> </w:t>
       </w:r>
       <w:r>
-        <w:t xml:space="preserve">(2009</w:t>
-      </w:r>
-      <w:r>
-        <w:noBreakHyphen/>
-      </w:r>
-      <w:r>
-        <w:t xml:space="preserve">2010). Until 2011, a municipal clerk could, upon request, “transmit a[n]…electronic copy of the absent elector’s ballot to that elector in lieu of mailing.”</w:t>
+        <w:t xml:space="preserve">(2009-⁠2010). Until 2011, a municipal clerk could, upon request, “transmit a[n]…electronic copy of the absent elector’s ballot to that elector in lieu of mailing.”</w:t>
       </w:r>
       <w:r>
         <w:t xml:space="preserve"> </w:t>
@@ -6482,13 +6472,7 @@
         <w:pStyle w:val="BodyText"/>
       </w:pPr>
       <w:r>
-        <w:t xml:space="preserve">On June 24, 2024, the circuit court held a hearing on both the TI and intervention motions. Over the course of the over three-hour hearing, the circuit court heard the parties’ arguments, received evidence, and asked questions about their respective positions. The next day, the circuit court entered an order granting the narrowed TI relief requested (R.104; Pet.App.063</w:t>
-      </w:r>
-      <w:r>
-        <w:noBreakHyphen/>
-      </w:r>
-      <w:r>
-        <w:t xml:space="preserve">64) and also granted the Legislature’s motion to intervene.</w:t>
+        <w:t xml:space="preserve">On June 24, 2024, the circuit court held a hearing on both the TI and intervention motions. Over the course of the over three-hour hearing, the circuit court heard the parties’ arguments, received evidence, and asked questions about their respective positions. The next day, the circuit court entered an order granting the narrowed TI relief requested (R.104; Pet.App.063-⁠64) and also granted the Legislature’s motion to intervene.</w:t>
       </w:r>
     </w:p>
     <w:p>
@@ -6496,31 +6480,7 @@
         <w:pStyle w:val="BodyText"/>
       </w:pPr>
       <w:r>
-        <w:t xml:space="preserve">On July 3, 2024, Plaintiffs requested that the circuit court clarify its TI by issuing a written ruling explaining its reasoning. (R.120; Pet.App.065</w:t>
-      </w:r>
-      <w:r>
-        <w:noBreakHyphen/>
-      </w:r>
-      <w:r>
-        <w:t xml:space="preserve">90) The circuit court ultimately “reconsider[ed] and amend[ed]” its TI. (R.139; Pet.App.113</w:t>
-      </w:r>
-      <w:r>
-        <w:noBreakHyphen/>
-      </w:r>
-      <w:r>
-        <w:t xml:space="preserve">19) In that decision, the circuit court explained that “plaintiffs satisfied each of the[] four criteria” for a TI and considered each separately. (R.139 at 5</w:t>
-      </w:r>
-      <w:r>
-        <w:noBreakHyphen/>
-      </w:r>
-      <w:r>
-        <w:t xml:space="preserve">6; Pet.App.117</w:t>
-      </w:r>
-      <w:r>
-        <w:noBreakHyphen/>
-      </w:r>
-      <w:r>
-        <w:t xml:space="preserve">18) The court also noted that “consistent with many other courts that have addressed apparently unlawful restrictions on the right of the disabled to vote… the public interest [would] be served” by the TI. (R.139 at 6; Pet.App.118)</w:t>
+        <w:t xml:space="preserve">On July 3, 2024, Plaintiffs requested that the circuit court clarify its TI by issuing a written ruling explaining its reasoning. (R.120; Pet.App.065-⁠90) The circuit court ultimately “reconsider[ed] and amend[ed]” its TI. (R.139; Pet.App.113-⁠19) In that decision, the circuit court explained that “plaintiffs satisfied each of the[] four criteria” for a TI and considered each separately. (R.139 at 5-⁠6; Pet.App.117-⁠18) The court also noted that “consistent with many other courts that have addressed apparently unlawful restrictions on the right of the disabled to vote… the public interest [would] be served” by the TI. (R.139 at 6; Pet.App.118)</w:t>
       </w:r>
     </w:p>
     <w:p>
@@ -6568,19 +6528,7 @@
         <w:t xml:space="preserve">Id.</w:t>
       </w:r>
       <w:r>
-        <w:t xml:space="preserve">) While it ultimately stated that “[g]iven these unsettled issues and de novo review, the legislature benefits from the presumption of constitutionality on at least some of the claims and may prevail on the merits of the appeal,” the circuit court struggled with finding any harm to the Legislature. (R.157 at 4; Pet.App.123) Although admitting that “the legislature has shown that it will suffer this irreparable injury—that of a statute being enjoined—if the stay is not granted,” the circuit court reasoned that “the legislature does not further illustrate how it is injured in the absence of a stay” or “how it is harmed by these absentee ballots being made accessible to voters with print disabilities.” (R.157 at 6; Pet.App.125) In stark contrast to the illusory harm faced by the Legislature, the circuit court found that if the TI was stayed, print-disabled voters’ right to a secret ballot would be impaired: “the right to a secret ballot or any other fundamental part of the right to vote, once lost in an election, cannot be reclaimed for that election.” (R.157 at 7</w:t>
-      </w:r>
-      <w:r>
-        <w:noBreakHyphen/>
-      </w:r>
-      <w:r>
-        <w:t xml:space="preserve">8; Pet.App.126</w:t>
-      </w:r>
-      <w:r>
-        <w:noBreakHyphen/>
-      </w:r>
-      <w:r>
-        <w:t xml:space="preserve">27)</w:t>
+        <w:t xml:space="preserve">) While it ultimately stated that “[g]iven these unsettled issues and de novo review, the legislature benefits from the presumption of constitutionality on at least some of the claims and may prevail on the merits of the appeal,” the circuit court struggled with finding any harm to the Legislature. (R.157 at 4; Pet.App.123) Although admitting that “the legislature has shown that it will suffer this irreparable injury—that of a statute being enjoined—if the stay is not granted,” the circuit court reasoned that “the legislature does not further illustrate how it is injured in the absence of a stay” or “how it is harmed by these absentee ballots being made accessible to voters with print disabilities.” (R.157 at 6; Pet.App.125) In stark contrast to the illusory harm faced by the Legislature, the circuit court found that if the TI was stayed, print-disabled voters’ right to a secret ballot would be impaired: “the right to a secret ballot or any other fundamental part of the right to vote, once lost in an election, cannot be reclaimed for that election.” (R.157 at 7-⁠8; Pet.App.126-⁠27)</w:t>
       </w:r>
     </w:p>
     <w:p>
@@ -6598,13 +6546,7 @@
         <w:t xml:space="preserve"> </w:t>
       </w:r>
       <w:r>
-        <w:t xml:space="preserve">WEC did not appeal the circuit court’s TI order. Instead, it filed a notice of appeal in District IV challenging the circuit court’s decision to grant the Legislature’s motion to intervene. (R.130; Pet.App.091</w:t>
-      </w:r>
-      <w:r>
-        <w:noBreakHyphen/>
-      </w:r>
-      <w:r>
-        <w:t xml:space="preserve">112) That appeal was ultimately transferred to District I. As part of its petition for leave to appeal the Legislature’s intervention, WEC expressed concern that an appeal of the TI could “harm the Commission, municipal clerks, Wisconsin voters, and predictability in the elections process.” (R.130 at 8; Pet.App.098) If WEC is successful on appeal, the circuit court’s grant of intervention to the Legislature would be reversed and the Legislature would lose party status in this action.</w:t>
+        <w:t xml:space="preserve">WEC did not appeal the circuit court’s TI order. Instead, it filed a notice of appeal in District IV challenging the circuit court’s decision to grant the Legislature’s motion to intervene. (R.130; Pet.App.091-⁠112) That appeal was ultimately transferred to District I. As part of its petition for leave to appeal the Legislature’s intervention, WEC expressed concern that an appeal of the TI could “harm the Commission, municipal clerks, Wisconsin voters, and predictability in the elections process.” (R.130 at 8; Pet.App.098) If WEC is successful on appeal, the circuit court’s grant of intervention to the Legislature would be reversed and the Legislature would lose party status in this action.</w:t>
       </w:r>
     </w:p>
     <w:p>
@@ -6622,13 +6564,7 @@
         <w:t xml:space="preserve"> </w:t>
       </w:r>
       <w:r>
-        <w:t xml:space="preserve">The Legislature appealed the TI order to District II. The Legislature also moved the court of appeals for an emergency stay pending that appeal. Plaintiffs asked District II to hold the Legislature’s stay motion in abeyance in light of WEC’s contemporaneous appeal of the circuit court’s order granting the Legislature intervention. (Pet.App.131</w:t>
-      </w:r>
-      <w:r>
-        <w:noBreakHyphen/>
-      </w:r>
-      <w:r>
-        <w:t xml:space="preserve">52) The day after Plaintiffs filed their response to the Legislature’s emergency motion for stay, District I granted WEC’s petition for leave to appeal the intervention decision and set a merits briefing schedule.</w:t>
+        <w:t xml:space="preserve">The Legislature appealed the TI order to District II. The Legislature also moved the court of appeals for an emergency stay pending that appeal. Plaintiffs asked District II to hold the Legislature’s stay motion in abeyance in light of WEC’s contemporaneous appeal of the circuit court’s order granting the Legislature intervention. (Pet.App.131-⁠52) The day after Plaintiffs filed their response to the Legislature’s emergency motion for stay, District I granted WEC’s petition for leave to appeal the intervention decision and set a merits briefing schedule.</w:t>
       </w:r>
     </w:p>
     <w:p>
@@ -6679,13 +6615,7 @@
         <w:pStyle w:val="BodyText"/>
       </w:pPr>
       <w:r>
-        <w:t xml:space="preserve">Third, as to harm, District II concluded that the legislature “will suffer substantial and irreparable harm from a duly enacted statute being declared unenforceable and enjoined before any appellate review of that decision can occur.” (Pet.App.165 (internal quotations omitted)) The court of appeals noted that “the legislature did play a very necessary and critical role in enacting the current statutory voting scheme, and it did not do so so that scheme could be ignored or unenforced. Disregard of duly enacted laws of course harms the legislature and the public it represents… ⁠.” (Pet.App.166) Relatedly, the court of appeals noted that “the public has a strong interest in the laws enacted by the legislators they elect being effectuated and implemented as written and in national elections proceeding smoothly based upon familiar and well-established laws, not laws made by judicial intervention.” (Pet.App.166</w:t>
-      </w:r>
-      <w:r>
-        <w:noBreakHyphen/>
-      </w:r>
-      <w:r>
-        <w:t xml:space="preserve">67)</w:t>
+        <w:t xml:space="preserve">Third, as to harm, District II concluded that the legislature “will suffer substantial and irreparable harm from a duly enacted statute being declared unenforceable and enjoined before any appellate review of that decision can occur.” (Pet.App.165 (internal quotations omitted)) The court of appeals noted that “the legislature did play a very necessary and critical role in enacting the current statutory voting scheme, and it did not do so so that scheme could be ignored or unenforced. Disregard of duly enacted laws of course harms the legislature and the public it represents… ⁠.” (Pet.App.166) Relatedly, the court of appeals noted that “the public has a strong interest in the laws enacted by the legislators they elect being effectuated and implemented as written and in national elections proceeding smoothly based upon familiar and well-established laws, not laws made by judicial intervention.” (Pet.App.166-⁠67)</w:t>
       </w:r>
     </w:p>
     <w:p>
@@ -7319,13 +7249,7 @@
         <w:t xml:space="preserve">Waity</w:t>
       </w:r>
       <w:r>
-        <w:t xml:space="preserve">, 2022 WI 6, ¶¶57</w:t>
-      </w:r>
-      <w:r>
-        <w:noBreakHyphen/>
-      </w:r>
-      <w:r>
-        <w:t xml:space="preserve">58.</w:t>
+        <w:t xml:space="preserve">, 2022 WI 6, ¶¶57-⁠58.</w:t>
       </w:r>
     </w:p>
     <w:p>
@@ -7412,13 +7336,7 @@
         <w:t xml:space="preserve">Brown v. Wis. Elections Comm’n</w:t>
       </w:r>
       <w:r>
-        <w:t xml:space="preserve">, 2024AP232 at 6</w:t>
-      </w:r>
-      <w:r>
-        <w:noBreakHyphen/>
-      </w:r>
-      <w:r>
-        <w:t xml:space="preserve">7 (Wis. June 11, 2024) (Dallet, J., concurring) (“I write separately to point out, as I’ve done previously, that our case law governing the likelihood of success on appeal prong of the stay analysis is flawed” but noting that “no one asks us to revisit our stay pending appeal jurisprudence in this case”);</w:t>
+        <w:t xml:space="preserve">, 2024AP232 at 6-⁠7 (Wis. June 11, 2024) (Dallet, J., concurring) (“I write separately to point out, as I’ve done previously, that our case law governing the likelihood of success on appeal prong of the stay analysis is flawed” but noting that “no one asks us to revisit our stay pending appeal jurisprudence in this case”);</w:t>
       </w:r>
       <w:r>
         <w:t xml:space="preserve"> </w:t>
@@ -7458,19 +7376,7 @@
         <w:pStyle w:val="BodyText"/>
       </w:pPr>
       <w:r>
-        <w:t xml:space="preserve">Illustrating the ongoing confusion, in early 2023, several individuals filed a rule petition asking the Court to amend Wis. Stat. § 809.12 to clarify the standard of review for a decision on a motion for stay pending. Rule Petition No. 23</w:t>
-      </w:r>
-      <w:r>
-        <w:noBreakHyphen/>
-      </w:r>
-      <w:r>
-        <w:t xml:space="preserve">01. In particular, those individuals requested that the Court clarify “that an appellate court’s deferential review applies only to the circuit court’s assessment of the harms surrounding the motion for a stay” and that “[r]egarding the movant’s likelihood of success on appeal, the proposed amendment would clarify that de novo review applies.” Memorandum in Support of Rule Petition No. 23</w:t>
-      </w:r>
-      <w:r>
-        <w:noBreakHyphen/>
-      </w:r>
-      <w:r>
-        <w:t xml:space="preserve">01.</w:t>
+        <w:t xml:space="preserve">Illustrating the ongoing confusion, in early 2023, several individuals filed a rule petition asking the Court to amend Wis. Stat. § 809.12 to clarify the standard of review for a decision on a motion for stay pending. Rule Petition No. 23-⁠01. In particular, those individuals requested that the Court clarify “that an appellate court’s deferential review applies only to the circuit court’s assessment of the harms surrounding the motion for a stay” and that “[r]egarding the movant’s likelihood of success on appeal, the proposed amendment would clarify that de novo review applies.” Memorandum in Support of Rule Petition No. 23-⁠01.</w:t>
       </w:r>
     </w:p>
     <w:p>
@@ -7478,13 +7384,7 @@
         <w:pStyle w:val="BodyText"/>
       </w:pPr>
       <w:r>
-        <w:t xml:space="preserve">After receiving written comments from interested parties and having a public hearing on the rule petition, the Court voted 6</w:t>
-      </w:r>
-      <w:r>
-        <w:noBreakHyphen/>
-      </w:r>
-      <w:r>
-        <w:t xml:space="preserve">0 to deny the petition. See In the Matter of Amending Wis. Stat. § 809.12, Relating to Appellate Review of Motions for Relief Pending Appeal (July 5, 2024). Justice Rebecca Grassl Bradley abstained from voting and, in her concurrence, noted that “[i]f the standard of review [for a decision on a motion for stay pending appeal] requires revision, it should be done through our case deciding process, with the benefit of full adversarial briefing and argument.” (</w:t>
+        <w:t xml:space="preserve">After receiving written comments from interested parties and having a public hearing on the rule petition, the Court voted 6-⁠0 to deny the petition. See In the Matter of Amending Wis. Stat. § 809.12, Relating to Appellate Review of Motions for Relief Pending Appeal (July 5, 2024). Justice Rebecca Grassl Bradley abstained from voting and, in her concurrence, noted that “[i]f the standard of review [for a decision on a motion for stay pending appeal] requires revision, it should be done through our case deciding process, with the benefit of full adversarial briefing and argument.” (</w:t>
       </w:r>
       <w:r>
         <w:rPr>
@@ -8070,13 +7970,7 @@
         <w:t xml:space="preserve">Waity</w:t>
       </w:r>
       <w:r>
-        <w:t xml:space="preserve">, 2022 WI 6, ¶57 (quoting SEIU Order); see also SEIU Order at 6</w:t>
-      </w:r>
-      <w:r>
-        <w:noBreakHyphen/>
-      </w:r>
-      <w:r>
-        <w:t xml:space="preserve">7 (noting that the court “must weigh the irreparable harm that the movant for a stay would face in the absence of a stay during the appeal in the event that the movant is ultimately successful in having the injunction vacated on appeal versus the irreparable harm that the party who prevailed at the circuit court would suffer without the injunction during the appeal…”).</w:t>
+        <w:t xml:space="preserve">, 2022 WI 6, ¶57 (quoting SEIU Order); see also SEIU Order at 6-⁠7 (noting that the court “must weigh the irreparable harm that the movant for a stay would face in the absence of a stay during the appeal in the event that the movant is ultimately successful in having the injunction vacated on appeal versus the irreparable harm that the party who prevailed at the circuit court would suffer without the injunction during the appeal…”).</w:t>
       </w:r>
     </w:p>
     <w:p>
@@ -9127,13 +9021,7 @@
         <w:t xml:space="preserve">v. Bd. of Elections in City of New York</w:t>
       </w:r>
       <w:r>
-        <w:t xml:space="preserve">, 752 F.3d 189, 198</w:t>
-      </w:r>
-      <w:r>
-        <w:noBreakHyphen/>
-      </w:r>
-      <w:r>
-        <w:t xml:space="preserve">199 (2d Cir. 2014). The court of appeals, like the Legislature, completely overlooked this analysis.</w:t>
+        <w:t xml:space="preserve">, 752 F.3d 189, 198-⁠199 (2d Cir. 2014). The court of appeals, like the Legislature, completely overlooked this analysis.</w:t>
       </w:r>
     </w:p>
     <w:p>
@@ -11880,7 +11768,7 @@
     <w:qFormat/>
     <w:pPr>
       <w:keepLines/>
-      <w:spacing w:before="0" w:after="140" w:line="253" w:lineRule="exact"/>
+      <w:spacing w:before="23" w:after="140" w:line="253" w:lineRule="exact"/>
     </w:pPr>
     <w:rPr>
       <w:sz w:val="22"/>
